--- a/Anzuman_Ara_MLOps_Report.docx
+++ b/Anzuman_Ara_MLOps_Report.docx
@@ -1667,23 +1667,13 @@
         </w:rPr>
         <w:t xml:space="preserve"> </w:t>
       </w:r>
-      <w:proofErr w:type="gramStart"/>
-      <w:r>
-        <w:rPr>
-          <w:rFonts w:ascii="Times New Roman" w:eastAsia="Times New Roman" w:hAnsi="Times New Roman" w:cs="Times New Roman"/>
-          <w:sz w:val="24"/>
-          <w:szCs w:val="24"/>
-        </w:rPr>
-        <w:t>The</w:t>
-      </w:r>
-      <w:proofErr w:type="gramEnd"/>
-      <w:r>
-        <w:rPr>
-          <w:rFonts w:ascii="Times New Roman" w:eastAsia="Times New Roman" w:hAnsi="Times New Roman" w:cs="Times New Roman"/>
-          <w:sz w:val="24"/>
-          <w:szCs w:val="24"/>
-        </w:rPr>
-        <w:t xml:space="preserve"> following steps are applied:</w:t>
+      <w:r>
+        <w:rPr>
+          <w:rFonts w:ascii="Times New Roman" w:eastAsia="Times New Roman" w:hAnsi="Times New Roman" w:cs="Times New Roman"/>
+          <w:sz w:val="24"/>
+          <w:szCs w:val="24"/>
+        </w:rPr>
+        <w:t>The following steps are applied:</w:t>
       </w:r>
     </w:p>
     <w:p>
@@ -2020,8 +2010,6 @@
           <w:szCs w:val="24"/>
         </w:rPr>
       </w:pPr>
-      <w:bookmarkStart w:id="0" w:name="_GoBack"/>
-      <w:bookmarkEnd w:id="0"/>
       <w:r>
         <w:rPr>
           <w:rFonts w:ascii="Times New Roman" w:eastAsia="Times New Roman" w:hAnsi="Times New Roman" w:cs="Times New Roman"/>
@@ -2342,24 +2330,15 @@
         </w:rPr>
       </w:pPr>
       <w:r>
-        <w:t xml:space="preserve">Monitoring </w:t>
-      </w:r>
-      <w:r>
-        <w:t>is implemented at three levels.</w:t>
+        <w:t>Monitoring is implemented at three levels.</w:t>
       </w:r>
       <w:r>
         <w:br/>
-        <w:t>First, prediction logs are stored to record input data, prediction result, and timestamps for tra</w:t>
-      </w:r>
-      <w:r>
-        <w:t>ceability.</w:t>
+        <w:t>First, prediction logs are stored to record input data, prediction result, and timestamps for traceability.</w:t>
       </w:r>
       <w:r>
         <w:br/>
-        <w:t>Second, ingestion activity is monitored through newly added r</w:t>
-      </w:r>
-      <w:r>
-        <w:t xml:space="preserve">ows in the </w:t>
+        <w:t xml:space="preserve">Second, ingestion activity is monitored through newly added rows in the </w:t>
       </w:r>
       <w:proofErr w:type="spellStart"/>
       <w:r>
@@ -2375,10 +2354,7 @@
       </w:r>
       <w:proofErr w:type="spellStart"/>
       <w:r>
-        <w:t>MonthlyCha</w:t>
-      </w:r>
-      <w:r>
-        <w:t>rges</w:t>
+        <w:t>MonthlyCharges</w:t>
       </w:r>
       <w:proofErr w:type="spellEnd"/>
       <w:r>
@@ -2394,10 +2370,7 @@
       </w:r>
       <w:r>
         <w:br/>
-        <w:t xml:space="preserve">If drift score exceeds the threshold of 0.20, the system stores a drift alert report and retraining </w:t>
-      </w:r>
-      <w:r>
-        <w:t>can be triggered automatically.</w:t>
+        <w:t>If drift score exceeds the threshold of 0.20, the system stores a drift alert report and retraining can be triggered automatically.</w:t>
       </w:r>
       <w:r>
         <w:br/>
@@ -2417,15 +2390,14 @@
       <w:r>
         <w:rPr>
           <w:rFonts w:ascii="Times New Roman" w:eastAsia="Times New Roman" w:hAnsi="Times New Roman" w:cs="Times New Roman"/>
-          <w:noProof/>
           <w:sz w:val="24"/>
           <w:szCs w:val="24"/>
         </w:rPr>
         <w:drawing>
-          <wp:inline distT="0" distB="0" distL="0" distR="0" wp14:anchorId="6E6A74AC" wp14:editId="0EB71F9F">
-            <wp:extent cx="6137910" cy="2887884"/>
-            <wp:effectExtent l="0" t="0" r="0" b="8255"/>
-            <wp:docPr id="3" name="Picture 3"/>
+          <wp:inline distT="0" distB="0" distL="0" distR="0" wp14:anchorId="2E4773C1" wp14:editId="126F0E86">
+            <wp:extent cx="5943600" cy="2643505"/>
+            <wp:effectExtent l="0" t="0" r="0" b="4445"/>
+            <wp:docPr id="2" name="Picture 2"/>
             <wp:cNvGraphicFramePr>
               <a:graphicFrameLocks xmlns:a="http://schemas.openxmlformats.org/drawingml/2006/main" noChangeAspect="1"/>
             </wp:cNvGraphicFramePr>
@@ -2445,7 +2417,7 @@
                   <pic:spPr>
                     <a:xfrm>
                       <a:off x="0" y="0"/>
-                      <a:ext cx="6144732" cy="2891094"/>
+                      <a:ext cx="5943600" cy="2643505"/>
                     </a:xfrm>
                     <a:prstGeom prst="rect">
                       <a:avLst/>
@@ -2789,7 +2761,11 @@
           <w:szCs w:val="44"/>
         </w:rPr>
       </w:pPr>
-      <w:r>
+    </w:p>
+    <w:p>
+      <w:pPr>
+        <w:spacing w:before="100" w:beforeAutospacing="1" w:after="100" w:afterAutospacing="1" w:line="240" w:lineRule="auto"/>
+        <w:outlineLvl w:val="0"/>
         <w:rPr>
           <w:rFonts w:ascii="Times New Roman" w:eastAsia="Times New Roman" w:hAnsi="Times New Roman" w:cs="Times New Roman"/>
           <w:b/>
@@ -2798,6 +2774,17 @@
           <w:sz w:val="44"/>
           <w:szCs w:val="44"/>
         </w:rPr>
+      </w:pPr>
+      <w:r>
+        <w:rPr>
+          <w:rFonts w:ascii="Times New Roman" w:eastAsia="Times New Roman" w:hAnsi="Times New Roman" w:cs="Times New Roman"/>
+          <w:b/>
+          <w:bCs/>
+          <w:kern w:val="36"/>
+          <w:sz w:val="44"/>
+          <w:szCs w:val="44"/>
+        </w:rPr>
+        <w:lastRenderedPageBreak/>
         <w:t>6. Deployment Setup</w:t>
       </w:r>
     </w:p>
@@ -2821,7 +2808,6 @@
           <w:sz w:val="36"/>
           <w:szCs w:val="36"/>
         </w:rPr>
-        <w:lastRenderedPageBreak/>
         <w:t>6.1 API Deployment</w:t>
       </w:r>
     </w:p>
@@ -2970,6 +2956,7 @@
       <w:r>
         <w:rPr>
           <w:rFonts w:ascii="Times New Roman" w:eastAsia="Times New Roman" w:hAnsi="Times New Roman" w:cs="Times New Roman"/>
+          <w:noProof/>
           <w:sz w:val="24"/>
           <w:szCs w:val="24"/>
         </w:rPr>
@@ -3340,28 +3327,17 @@
     </w:p>
     <w:p>
       <w:pPr>
-        <w:spacing w:before="100" w:beforeAutospacing="1" w:after="100" w:afterAutospacing="1" w:line="240" w:lineRule="auto"/>
-        <w:outlineLvl w:val="0"/>
-        <w:rPr>
-          <w:rFonts w:ascii="Times New Roman" w:eastAsia="Times New Roman" w:hAnsi="Times New Roman" w:cs="Times New Roman"/>
-          <w:b/>
-          <w:bCs/>
-          <w:kern w:val="36"/>
-          <w:sz w:val="44"/>
-          <w:szCs w:val="44"/>
-        </w:rPr>
-      </w:pPr>
-    </w:p>
-    <w:p>
-      <w:pPr>
         <w:pStyle w:val="NormalWeb"/>
         <w:jc w:val="center"/>
       </w:pPr>
       <w:r>
+        <w:rPr>
+          <w:noProof/>
+        </w:rPr>
         <w:drawing>
           <wp:inline distT="0" distB="0" distL="0" distR="0" wp14:anchorId="7F7BC622" wp14:editId="1A6E42FE">
-            <wp:extent cx="5943600" cy="3167380"/>
-            <wp:effectExtent l="0" t="0" r="0" b="0"/>
+            <wp:extent cx="5943600" cy="2795286"/>
+            <wp:effectExtent l="0" t="0" r="0" b="5080"/>
             <wp:docPr id="1" name="Picture 1"/>
             <wp:cNvGraphicFramePr>
               <a:graphicFrameLocks xmlns:a="http://schemas.openxmlformats.org/drawingml/2006/main" noChangeAspect="1"/>
@@ -3382,7 +3358,7 @@
                   <pic:spPr>
                     <a:xfrm>
                       <a:off x="0" y="0"/>
-                      <a:ext cx="5943600" cy="3167380"/>
+                      <a:ext cx="5951748" cy="2799118"/>
                     </a:xfrm>
                     <a:prstGeom prst="rect">
                       <a:avLst/>
@@ -3401,11 +3377,13 @@
         <w:jc w:val="center"/>
       </w:pPr>
       <w:r>
-        <w:lastRenderedPageBreak/>
+        <w:rPr>
+          <w:noProof/>
+        </w:rPr>
         <w:drawing>
           <wp:inline distT="0" distB="0" distL="0" distR="0" wp14:anchorId="3C93D376" wp14:editId="5C221D29">
-            <wp:extent cx="5943600" cy="2839720"/>
-            <wp:effectExtent l="0" t="0" r="0" b="0"/>
+            <wp:extent cx="5942756" cy="2430683"/>
+            <wp:effectExtent l="0" t="0" r="1270" b="8255"/>
             <wp:docPr id="5" name="Picture 5"/>
             <wp:cNvGraphicFramePr>
               <a:graphicFrameLocks xmlns:a="http://schemas.openxmlformats.org/drawingml/2006/main" noChangeAspect="1"/>
@@ -3426,7 +3404,7 @@
                   <pic:spPr>
                     <a:xfrm>
                       <a:off x="0" y="0"/>
-                      <a:ext cx="5943600" cy="2839720"/>
+                      <a:ext cx="5960926" cy="2438115"/>
                     </a:xfrm>
                     <a:prstGeom prst="rect">
                       <a:avLst/>
@@ -3462,23 +3440,10 @@
     </w:p>
     <w:p>
       <w:pPr>
-        <w:rPr>
-          <w:rFonts w:ascii="Times New Roman" w:eastAsiaTheme="majorEastAsia" w:hAnsi="Times New Roman" w:cs="Times New Roman"/>
-          <w:sz w:val="24"/>
-          <w:szCs w:val="24"/>
-        </w:rPr>
-      </w:pPr>
-      <w:r>
-        <w:rPr>
-          <w:rFonts w:eastAsiaTheme="majorEastAsia"/>
-        </w:rPr>
-        <w:br w:type="page"/>
-      </w:r>
-    </w:p>
-    <w:p>
-      <w:pPr>
         <w:pStyle w:val="NormalWeb"/>
       </w:pPr>
+      <w:bookmarkStart w:id="0" w:name="_GoBack"/>
+      <w:bookmarkEnd w:id="0"/>
       <w:r>
         <w:rPr>
           <w:b/>
@@ -7396,6 +7361,7 @@
   <w:style w:type="character" w:default="1" w:styleId="DefaultParagraphFont">
     <w:name w:val="Default Paragraph Font"/>
     <w:uiPriority w:val="1"/>
+    <w:semiHidden/>
     <w:unhideWhenUsed/>
   </w:style>
   <w:style w:type="table" w:default="1" w:styleId="TableNormal">
